--- a/KAXITI/Qo'llanmalar/7. Demokratik jamiyat qurish nazariyasi/2.Sud_huquq_islohotlari.docx
+++ b/KAXITI/Qo'llanmalar/7. Demokratik jamiyat qurish nazariyasi/2.Sud_huquq_islohotlari.docx
@@ -7164,6 +7164,7 @@
     <w:p>
       <w:pPr>
         <w:spacing w:before="220" w:after="120" w:line="360" w:lineRule="auto"/>
+        <w:ind w:firstLine="709"/>
         <w:rPr>
           <w:lang w:val="en-US"/>
         </w:rPr>
